--- a/💻 AI 網站系統開發總規格書 (Master System Requirement Spec).docx
+++ b/💻 AI 網站系統開發總規格書 (Master System Requirement Spec).docx
@@ -841,21 +841,7 @@
         <w:rPr>
           <w:rFonts w:ascii="Times New Roman" w:eastAsia="標楷體" w:hAnsi="Times New Roman"/>
         </w:rPr>
-        <w:t xml:space="preserve">white-space: </w:t>
-      </w:r>
-      <w:proofErr w:type="spellStart"/>
-      <w:r>
-        <w:rPr>
-          <w:rFonts w:ascii="Times New Roman" w:eastAsia="標楷體" w:hAnsi="Times New Roman"/>
-        </w:rPr>
-        <w:t>nowrap</w:t>
-      </w:r>
-      <w:proofErr w:type="spellEnd"/>
-      <w:r>
-        <w:rPr>
-          <w:rFonts w:ascii="Times New Roman" w:eastAsia="標楷體" w:hAnsi="Times New Roman"/>
-        </w:rPr>
-        <w:t>; text-overflow: ellipsis;</w:t>
+        <w:t>white-space: nowrap; text-overflow: ellipsis;</w:t>
       </w:r>
       <w:r>
         <w:rPr>
@@ -2116,21 +2102,7 @@
         <w:rPr>
           <w:rFonts w:ascii="Times New Roman" w:eastAsia="標楷體" w:hAnsi="Times New Roman"/>
         </w:rPr>
-        <w:t xml:space="preserve"> </w:t>
-      </w:r>
-      <w:proofErr w:type="spellStart"/>
-      <w:r>
-        <w:rPr>
-          <w:rFonts w:ascii="Times New Roman" w:eastAsia="標楷體" w:hAnsi="Times New Roman"/>
-        </w:rPr>
-        <w:t>gh</w:t>
-      </w:r>
-      <w:proofErr w:type="spellEnd"/>
-      <w:r>
-        <w:rPr>
-          <w:rFonts w:ascii="Times New Roman" w:eastAsia="標楷體" w:hAnsi="Times New Roman"/>
-        </w:rPr>
-        <w:t xml:space="preserve">-pages </w:t>
+        <w:t xml:space="preserve"> gh-pages </w:t>
       </w:r>
       <w:r>
         <w:rPr>
@@ -2423,21 +2395,7 @@
         <w:rPr>
           <w:rFonts w:ascii="Times New Roman" w:eastAsia="標楷體" w:hAnsi="Times New Roman"/>
         </w:rPr>
-        <w:t xml:space="preserve"> </w:t>
-      </w:r>
-      <w:proofErr w:type="spellStart"/>
-      <w:r>
-        <w:rPr>
-          <w:rFonts w:ascii="Times New Roman" w:eastAsia="標楷體" w:hAnsi="Times New Roman"/>
-        </w:rPr>
-        <w:t>manifest.json</w:t>
-      </w:r>
-      <w:proofErr w:type="spellEnd"/>
-      <w:r>
-        <w:rPr>
-          <w:rFonts w:ascii="Times New Roman" w:eastAsia="標楷體" w:hAnsi="Times New Roman"/>
-        </w:rPr>
-        <w:t xml:space="preserve"> </w:t>
+        <w:t xml:space="preserve"> manifest.json </w:t>
       </w:r>
       <w:r>
         <w:rPr>
@@ -2727,6 +2685,7 @@
                 <w:rFonts w:ascii="Times New Roman" w:eastAsia="標楷體" w:hAnsi="Times New Roman"/>
               </w:rPr>
             </w:pPr>
+            <w:bookmarkStart w:id="0" w:name="_Hlk241355912"/>
             <w:r>
               <w:rPr>
                 <w:rFonts w:ascii="Times New Roman" w:eastAsia="標楷體" w:hAnsi="Times New Roman"/>
@@ -2823,14 +2782,12 @@
                 <w:rFonts w:ascii="Times New Roman" w:eastAsia="標楷體" w:hAnsi="Times New Roman"/>
               </w:rPr>
             </w:pPr>
-            <w:proofErr w:type="spellStart"/>
             <w:r>
               <w:rPr>
                 <w:rFonts w:ascii="Times New Roman" w:eastAsia="標楷體" w:hAnsi="Times New Roman"/>
               </w:rPr>
               <w:t>admin_director</w:t>
             </w:r>
-            <w:proofErr w:type="spellEnd"/>
           </w:p>
         </w:tc>
         <w:tc>
@@ -2862,6 +2819,180 @@
                 <w:rFonts w:ascii="Times New Roman" w:eastAsia="標楷體" w:hAnsi="Times New Roman"/>
               </w:rPr>
               <w:t>ZgShop@2026_01</w:t>
+            </w:r>
+          </w:p>
+        </w:tc>
+      </w:tr>
+      <w:bookmarkEnd w:id="0"/>
+      <w:tr>
+        <w:trPr>
+          <w:tblCellSpacing w:w="15" w:type="dxa"/>
+        </w:trPr>
+        <w:tc>
+          <w:tcPr>
+            <w:tcW w:w="985" w:type="pct"/>
+            <w:tcBorders>
+              <w:top w:val="single" w:sz="6" w:space="0" w:color="C4C7C5"/>
+              <w:left w:val="single" w:sz="6" w:space="0" w:color="C4C7C5"/>
+              <w:bottom w:val="single" w:sz="6" w:space="0" w:color="C4C7C5"/>
+              <w:right w:val="single" w:sz="6" w:space="0" w:color="C4C7C5"/>
+            </w:tcBorders>
+            <w:tcMar>
+              <w:top w:w="120" w:type="dxa"/>
+              <w:left w:w="180" w:type="dxa"/>
+              <w:bottom w:w="120" w:type="dxa"/>
+              <w:right w:w="180" w:type="dxa"/>
+            </w:tcMar>
+            <w:vAlign w:val="center"/>
+            <w:hideMark/>
+          </w:tcPr>
+          <w:p>
+            <w:pPr>
+              <w:rPr>
+                <w:rFonts w:ascii="Times New Roman" w:eastAsia="標楷體" w:hAnsi="Times New Roman"/>
+              </w:rPr>
+            </w:pPr>
+            <w:r>
+              <w:rPr>
+                <w:rFonts w:ascii="Times New Roman" w:eastAsia="標楷體" w:hAnsi="Times New Roman"/>
+                <w:b/>
+                <w:bCs/>
+              </w:rPr>
+              <w:t xml:space="preserve">AI </w:t>
+            </w:r>
+            <w:r>
+              <w:rPr>
+                <w:rFonts w:ascii="Times New Roman" w:eastAsia="標楷體" w:hAnsi="Times New Roman"/>
+                <w:b/>
+                <w:bCs/>
+              </w:rPr>
+              <w:t>網站組</w:t>
+            </w:r>
+            <w:r>
+              <w:rPr>
+                <w:rFonts w:ascii="Times New Roman" w:eastAsia="標楷體" w:hAnsi="Times New Roman"/>
+                <w:b/>
+                <w:bCs/>
+              </w:rPr>
+              <w:t xml:space="preserve"> (</w:t>
+            </w:r>
+            <w:r>
+              <w:rPr>
+                <w:rFonts w:ascii="Times New Roman" w:eastAsia="標楷體" w:hAnsi="Times New Roman"/>
+                <w:b/>
+                <w:bCs/>
+              </w:rPr>
+              <w:t>核心</w:t>
+            </w:r>
+            <w:r>
+              <w:rPr>
+                <w:rFonts w:ascii="Times New Roman" w:eastAsia="標楷體" w:hAnsi="Times New Roman"/>
+                <w:b/>
+                <w:bCs/>
+              </w:rPr>
+              <w:t>)</w:t>
+            </w:r>
+          </w:p>
+        </w:tc>
+        <w:tc>
+          <w:tcPr>
+            <w:tcW w:w="1333" w:type="pct"/>
+            <w:tcBorders>
+              <w:top w:val="single" w:sz="6" w:space="0" w:color="C4C7C5"/>
+              <w:left w:val="single" w:sz="6" w:space="0" w:color="C4C7C5"/>
+              <w:bottom w:val="single" w:sz="6" w:space="0" w:color="C4C7C5"/>
+              <w:right w:val="single" w:sz="6" w:space="0" w:color="C4C7C5"/>
+            </w:tcBorders>
+            <w:tcMar>
+              <w:top w:w="120" w:type="dxa"/>
+              <w:left w:w="180" w:type="dxa"/>
+              <w:bottom w:w="120" w:type="dxa"/>
+              <w:right w:w="180" w:type="dxa"/>
+            </w:tcMar>
+            <w:vAlign w:val="center"/>
+            <w:hideMark/>
+          </w:tcPr>
+          <w:p>
+            <w:pPr>
+              <w:rPr>
+                <w:rFonts w:ascii="Times New Roman" w:eastAsia="標楷體" w:hAnsi="Times New Roman"/>
+              </w:rPr>
+            </w:pPr>
+            <w:r>
+              <w:rPr>
+                <w:rFonts w:ascii="Times New Roman" w:eastAsia="標楷體" w:hAnsi="Times New Roman"/>
+              </w:rPr>
+              <w:t>系統開發員</w:t>
+            </w:r>
+            <w:r>
+              <w:rPr>
+                <w:rFonts w:ascii="Times New Roman" w:eastAsia="標楷體" w:hAnsi="Times New Roman"/>
+              </w:rPr>
+              <w:t xml:space="preserve"> (Developer)</w:t>
+            </w:r>
+          </w:p>
+        </w:tc>
+        <w:tc>
+          <w:tcPr>
+            <w:tcW w:w="1320" w:type="pct"/>
+            <w:tcBorders>
+              <w:top w:val="single" w:sz="6" w:space="0" w:color="C4C7C5"/>
+              <w:left w:val="single" w:sz="6" w:space="0" w:color="C4C7C5"/>
+              <w:bottom w:val="single" w:sz="6" w:space="0" w:color="C4C7C5"/>
+              <w:right w:val="single" w:sz="6" w:space="0" w:color="C4C7C5"/>
+            </w:tcBorders>
+            <w:tcMar>
+              <w:top w:w="120" w:type="dxa"/>
+              <w:left w:w="180" w:type="dxa"/>
+              <w:bottom w:w="120" w:type="dxa"/>
+              <w:right w:w="180" w:type="dxa"/>
+            </w:tcMar>
+            <w:vAlign w:val="center"/>
+            <w:hideMark/>
+          </w:tcPr>
+          <w:p>
+            <w:pPr>
+              <w:rPr>
+                <w:rFonts w:ascii="Times New Roman" w:eastAsia="標楷體" w:hAnsi="Times New Roman"/>
+              </w:rPr>
+            </w:pPr>
+            <w:r>
+              <w:rPr>
+                <w:rFonts w:ascii="Times New Roman" w:eastAsia="標楷體" w:hAnsi="Times New Roman"/>
+              </w:rPr>
+              <w:t>admin_web_core</w:t>
+            </w:r>
+          </w:p>
+        </w:tc>
+        <w:tc>
+          <w:tcPr>
+            <w:tcW w:w="1298" w:type="pct"/>
+            <w:tcBorders>
+              <w:top w:val="single" w:sz="6" w:space="0" w:color="C4C7C5"/>
+              <w:left w:val="single" w:sz="6" w:space="0" w:color="C4C7C5"/>
+              <w:bottom w:val="single" w:sz="6" w:space="0" w:color="C4C7C5"/>
+              <w:right w:val="single" w:sz="6" w:space="0" w:color="C4C7C5"/>
+            </w:tcBorders>
+            <w:tcMar>
+              <w:top w:w="120" w:type="dxa"/>
+              <w:left w:w="180" w:type="dxa"/>
+              <w:bottom w:w="120" w:type="dxa"/>
+              <w:right w:w="180" w:type="dxa"/>
+            </w:tcMar>
+            <w:vAlign w:val="center"/>
+            <w:hideMark/>
+          </w:tcPr>
+          <w:p>
+            <w:pPr>
+              <w:rPr>
+                <w:rFonts w:ascii="Times New Roman" w:eastAsia="標楷體" w:hAnsi="Times New Roman"/>
+              </w:rPr>
+            </w:pPr>
+            <w:r>
+              <w:rPr>
+                <w:rFonts w:ascii="Times New Roman" w:eastAsia="標楷體" w:hAnsi="Times New Roman"/>
+              </w:rPr>
+              <w:t>ZgShop@2026_02</w:t>
             </w:r>
           </w:p>
         </w:tc>
@@ -2924,7 +3055,7 @@
                 <w:b/>
                 <w:bCs/>
               </w:rPr>
-              <w:t>核心</w:t>
+              <w:t>招募</w:t>
             </w:r>
             <w:r>
               <w:rPr>
@@ -2998,14 +3129,12 @@
                 <w:rFonts w:ascii="Times New Roman" w:eastAsia="標楷體" w:hAnsi="Times New Roman"/>
               </w:rPr>
             </w:pPr>
-            <w:proofErr w:type="spellStart"/>
-            <w:r>
-              <w:rPr>
-                <w:rFonts w:ascii="Times New Roman" w:eastAsia="標楷體" w:hAnsi="Times New Roman"/>
-              </w:rPr>
-              <w:t>admin_web_core</w:t>
-            </w:r>
-            <w:proofErr w:type="spellEnd"/>
+            <w:r>
+              <w:rPr>
+                <w:rFonts w:ascii="Times New Roman" w:eastAsia="標楷體" w:hAnsi="Times New Roman"/>
+              </w:rPr>
+              <w:t>admin_web_staff</w:t>
+            </w:r>
           </w:p>
         </w:tc>
         <w:tc>
@@ -3036,7 +3165,7 @@
               <w:rPr>
                 <w:rFonts w:ascii="Times New Roman" w:eastAsia="標楷體" w:hAnsi="Times New Roman"/>
               </w:rPr>
-              <w:t>ZgShop@2026_02</w:t>
+              <w:t>ZgShop@2026_03</w:t>
             </w:r>
           </w:p>
         </w:tc>
@@ -3075,7 +3204,7 @@
                 <w:b/>
                 <w:bCs/>
               </w:rPr>
-              <w:t xml:space="preserve">AI </w:t>
+              <w:t>美術視覺組</w:t>
             </w:r>
             <w:r>
               <w:rPr>
@@ -3083,7 +3212,7 @@
                 <w:b/>
                 <w:bCs/>
               </w:rPr>
-              <w:t>網站組</w:t>
+              <w:t xml:space="preserve"> (</w:t>
             </w:r>
             <w:r>
               <w:rPr>
@@ -3091,15 +3220,7 @@
                 <w:b/>
                 <w:bCs/>
               </w:rPr>
-              <w:t xml:space="preserve"> (</w:t>
-            </w:r>
-            <w:r>
-              <w:rPr>
-                <w:rFonts w:ascii="Times New Roman" w:eastAsia="標楷體" w:hAnsi="Times New Roman"/>
-                <w:b/>
-                <w:bCs/>
-              </w:rPr>
-              <w:t>招募</w:t>
+              <w:t>核心</w:t>
             </w:r>
             <w:r>
               <w:rPr>
@@ -3139,13 +3260,13 @@
               <w:rPr>
                 <w:rFonts w:ascii="Times New Roman" w:eastAsia="標楷體" w:hAnsi="Times New Roman"/>
               </w:rPr>
-              <w:t>系統開發員</w:t>
-            </w:r>
-            <w:r>
-              <w:rPr>
-                <w:rFonts w:ascii="Times New Roman" w:eastAsia="標楷體" w:hAnsi="Times New Roman"/>
-              </w:rPr>
-              <w:t xml:space="preserve"> (Developer)</w:t>
+              <w:t>視覺審核員</w:t>
+            </w:r>
+            <w:r>
+              <w:rPr>
+                <w:rFonts w:ascii="Times New Roman" w:eastAsia="標楷體" w:hAnsi="Times New Roman"/>
+              </w:rPr>
+              <w:t xml:space="preserve"> (QC Reviewer)</w:t>
             </w:r>
           </w:p>
         </w:tc>
@@ -3173,14 +3294,12 @@
                 <w:rFonts w:ascii="Times New Roman" w:eastAsia="標楷體" w:hAnsi="Times New Roman"/>
               </w:rPr>
             </w:pPr>
-            <w:proofErr w:type="spellStart"/>
-            <w:r>
-              <w:rPr>
-                <w:rFonts w:ascii="Times New Roman" w:eastAsia="標楷體" w:hAnsi="Times New Roman"/>
-              </w:rPr>
-              <w:t>admin_web_staff</w:t>
-            </w:r>
-            <w:proofErr w:type="spellEnd"/>
+            <w:r>
+              <w:rPr>
+                <w:rFonts w:ascii="Times New Roman" w:eastAsia="標楷體" w:hAnsi="Times New Roman"/>
+              </w:rPr>
+              <w:t>admin_art_core</w:t>
+            </w:r>
           </w:p>
         </w:tc>
         <w:tc>
@@ -3211,7 +3330,7 @@
               <w:rPr>
                 <w:rFonts w:ascii="Times New Roman" w:eastAsia="標楷體" w:hAnsi="Times New Roman"/>
               </w:rPr>
-              <w:t>ZgShop@2026_03</w:t>
+              <w:t>ZgShop@2026_04</w:t>
             </w:r>
           </w:p>
         </w:tc>
@@ -3266,7 +3385,7 @@
                 <w:b/>
                 <w:bCs/>
               </w:rPr>
-              <w:t>核心</w:t>
+              <w:t>招募</w:t>
             </w:r>
             <w:r>
               <w:rPr>
@@ -3340,14 +3459,12 @@
                 <w:rFonts w:ascii="Times New Roman" w:eastAsia="標楷體" w:hAnsi="Times New Roman"/>
               </w:rPr>
             </w:pPr>
-            <w:proofErr w:type="spellStart"/>
-            <w:r>
-              <w:rPr>
-                <w:rFonts w:ascii="Times New Roman" w:eastAsia="標楷體" w:hAnsi="Times New Roman"/>
-              </w:rPr>
-              <w:t>admin_art_core</w:t>
-            </w:r>
-            <w:proofErr w:type="spellEnd"/>
+            <w:r>
+              <w:rPr>
+                <w:rFonts w:ascii="Times New Roman" w:eastAsia="標楷體" w:hAnsi="Times New Roman"/>
+              </w:rPr>
+              <w:t>admin_art_staff</w:t>
+            </w:r>
           </w:p>
         </w:tc>
         <w:tc>
@@ -3378,7 +3495,7 @@
               <w:rPr>
                 <w:rFonts w:ascii="Times New Roman" w:eastAsia="標楷體" w:hAnsi="Times New Roman"/>
               </w:rPr>
-              <w:t>ZgShop@2026_04</w:t>
+              <w:t>ZgShop@2026_05</w:t>
             </w:r>
           </w:p>
         </w:tc>
@@ -3417,7 +3534,7 @@
                 <w:b/>
                 <w:bCs/>
               </w:rPr>
-              <w:t>美術視覺組</w:t>
+              <w:t>商品製作組</w:t>
             </w:r>
             <w:r>
               <w:rPr>
@@ -3433,7 +3550,7 @@
                 <w:b/>
                 <w:bCs/>
               </w:rPr>
-              <w:t>招募</w:t>
+              <w:t>核心</w:t>
             </w:r>
             <w:r>
               <w:rPr>
@@ -3473,13 +3590,13 @@
               <w:rPr>
                 <w:rFonts w:ascii="Times New Roman" w:eastAsia="標楷體" w:hAnsi="Times New Roman"/>
               </w:rPr>
-              <w:t>視覺審核員</w:t>
-            </w:r>
-            <w:r>
-              <w:rPr>
-                <w:rFonts w:ascii="Times New Roman" w:eastAsia="標楷體" w:hAnsi="Times New Roman"/>
-              </w:rPr>
-              <w:t xml:space="preserve"> (QC Reviewer)</w:t>
+              <w:t>產線管理員</w:t>
+            </w:r>
+            <w:r>
+              <w:rPr>
+                <w:rFonts w:ascii="Times New Roman" w:eastAsia="標楷體" w:hAnsi="Times New Roman"/>
+              </w:rPr>
+              <w:t xml:space="preserve"> (Production)</w:t>
             </w:r>
           </w:p>
         </w:tc>
@@ -3507,14 +3624,12 @@
                 <w:rFonts w:ascii="Times New Roman" w:eastAsia="標楷體" w:hAnsi="Times New Roman"/>
               </w:rPr>
             </w:pPr>
-            <w:proofErr w:type="spellStart"/>
-            <w:r>
-              <w:rPr>
-                <w:rFonts w:ascii="Times New Roman" w:eastAsia="標楷體" w:hAnsi="Times New Roman"/>
-              </w:rPr>
-              <w:t>admin_art_staff</w:t>
-            </w:r>
-            <w:proofErr w:type="spellEnd"/>
+            <w:r>
+              <w:rPr>
+                <w:rFonts w:ascii="Times New Roman" w:eastAsia="標楷體" w:hAnsi="Times New Roman"/>
+              </w:rPr>
+              <w:t>admin_maker_core</w:t>
+            </w:r>
           </w:p>
         </w:tc>
         <w:tc>
@@ -3545,7 +3660,7 @@
               <w:rPr>
                 <w:rFonts w:ascii="Times New Roman" w:eastAsia="標楷體" w:hAnsi="Times New Roman"/>
               </w:rPr>
-              <w:t>ZgShop@2026_05</w:t>
+              <w:t>ZgShop@2026_06</w:t>
             </w:r>
           </w:p>
         </w:tc>
@@ -3600,7 +3715,7 @@
                 <w:b/>
                 <w:bCs/>
               </w:rPr>
-              <w:t>核心</w:t>
+              <w:t>招募</w:t>
             </w:r>
             <w:r>
               <w:rPr>
@@ -3674,14 +3789,12 @@
                 <w:rFonts w:ascii="Times New Roman" w:eastAsia="標楷體" w:hAnsi="Times New Roman"/>
               </w:rPr>
             </w:pPr>
-            <w:proofErr w:type="spellStart"/>
-            <w:r>
-              <w:rPr>
-                <w:rFonts w:ascii="Times New Roman" w:eastAsia="標楷體" w:hAnsi="Times New Roman"/>
-              </w:rPr>
-              <w:t>admin_maker_core</w:t>
-            </w:r>
-            <w:proofErr w:type="spellEnd"/>
+            <w:r>
+              <w:rPr>
+                <w:rFonts w:ascii="Times New Roman" w:eastAsia="標楷體" w:hAnsi="Times New Roman"/>
+              </w:rPr>
+              <w:t>admin_maker_staff</w:t>
+            </w:r>
           </w:p>
         </w:tc>
         <w:tc>
@@ -3712,7 +3825,7 @@
               <w:rPr>
                 <w:rFonts w:ascii="Times New Roman" w:eastAsia="標楷體" w:hAnsi="Times New Roman"/>
               </w:rPr>
-              <w:t>ZgShop@2026_06</w:t>
+              <w:t>ZgShop@2026_07</w:t>
             </w:r>
           </w:p>
         </w:tc>
@@ -3751,7 +3864,7 @@
                 <w:b/>
                 <w:bCs/>
               </w:rPr>
-              <w:t>商品製作組</w:t>
+              <w:t>財務組</w:t>
             </w:r>
             <w:r>
               <w:rPr>
@@ -3767,7 +3880,7 @@
                 <w:b/>
                 <w:bCs/>
               </w:rPr>
-              <w:t>招募</w:t>
+              <w:t>核心</w:t>
             </w:r>
             <w:r>
               <w:rPr>
@@ -3807,13 +3920,13 @@
               <w:rPr>
                 <w:rFonts w:ascii="Times New Roman" w:eastAsia="標楷體" w:hAnsi="Times New Roman"/>
               </w:rPr>
-              <w:t>產線管理員</w:t>
-            </w:r>
-            <w:r>
-              <w:rPr>
-                <w:rFonts w:ascii="Times New Roman" w:eastAsia="標楷體" w:hAnsi="Times New Roman"/>
-              </w:rPr>
-              <w:t xml:space="preserve"> (Production)</w:t>
+              <w:t>帳務管理員</w:t>
+            </w:r>
+            <w:r>
+              <w:rPr>
+                <w:rFonts w:ascii="Times New Roman" w:eastAsia="標楷體" w:hAnsi="Times New Roman"/>
+              </w:rPr>
+              <w:t xml:space="preserve"> (Finance)</w:t>
             </w:r>
           </w:p>
         </w:tc>
@@ -3841,14 +3954,12 @@
                 <w:rFonts w:ascii="Times New Roman" w:eastAsia="標楷體" w:hAnsi="Times New Roman"/>
               </w:rPr>
             </w:pPr>
-            <w:proofErr w:type="spellStart"/>
-            <w:r>
-              <w:rPr>
-                <w:rFonts w:ascii="Times New Roman" w:eastAsia="標楷體" w:hAnsi="Times New Roman"/>
-              </w:rPr>
-              <w:t>admin_maker_staff</w:t>
-            </w:r>
-            <w:proofErr w:type="spellEnd"/>
+            <w:r>
+              <w:rPr>
+                <w:rFonts w:ascii="Times New Roman" w:eastAsia="標楷體" w:hAnsi="Times New Roman"/>
+              </w:rPr>
+              <w:t>admin_finance_core</w:t>
+            </w:r>
           </w:p>
         </w:tc>
         <w:tc>
@@ -3879,7 +3990,7 @@
               <w:rPr>
                 <w:rFonts w:ascii="Times New Roman" w:eastAsia="標楷體" w:hAnsi="Times New Roman"/>
               </w:rPr>
-              <w:t>ZgShop@2026_07</w:t>
+              <w:t>ZgShop@2026_08</w:t>
             </w:r>
           </w:p>
         </w:tc>
@@ -3918,6 +4029,7 @@
                 <w:b/>
                 <w:bCs/>
               </w:rPr>
+              <w:lastRenderedPageBreak/>
               <w:t>財務組</w:t>
             </w:r>
             <w:r>
@@ -3934,7 +4046,7 @@
                 <w:b/>
                 <w:bCs/>
               </w:rPr>
-              <w:t>核心</w:t>
+              <w:t>招募</w:t>
             </w:r>
             <w:r>
               <w:rPr>
@@ -4008,14 +4120,12 @@
                 <w:rFonts w:ascii="Times New Roman" w:eastAsia="標楷體" w:hAnsi="Times New Roman"/>
               </w:rPr>
             </w:pPr>
-            <w:proofErr w:type="spellStart"/>
-            <w:r>
-              <w:rPr>
-                <w:rFonts w:ascii="Times New Roman" w:eastAsia="標楷體" w:hAnsi="Times New Roman"/>
-              </w:rPr>
-              <w:t>admin_finance_core</w:t>
-            </w:r>
-            <w:proofErr w:type="spellEnd"/>
+            <w:r>
+              <w:rPr>
+                <w:rFonts w:ascii="Times New Roman" w:eastAsia="標楷體" w:hAnsi="Times New Roman"/>
+              </w:rPr>
+              <w:t>admin_finance_staff</w:t>
+            </w:r>
           </w:p>
         </w:tc>
         <w:tc>
@@ -4046,7 +4156,7 @@
               <w:rPr>
                 <w:rFonts w:ascii="Times New Roman" w:eastAsia="標楷體" w:hAnsi="Times New Roman"/>
               </w:rPr>
-              <w:t>ZgShop@2026_08</w:t>
+              <w:t>ZgShop@2026_09</w:t>
             </w:r>
           </w:p>
         </w:tc>
@@ -4085,8 +4195,7 @@
                 <w:b/>
                 <w:bCs/>
               </w:rPr>
-              <w:lastRenderedPageBreak/>
-              <w:t>財務組</w:t>
+              <w:t>企劃組</w:t>
             </w:r>
             <w:r>
               <w:rPr>
@@ -4102,7 +4211,7 @@
                 <w:b/>
                 <w:bCs/>
               </w:rPr>
-              <w:t>招募</w:t>
+              <w:t>人員</w:t>
             </w:r>
             <w:r>
               <w:rPr>
@@ -4110,7 +4219,7 @@
                 <w:b/>
                 <w:bCs/>
               </w:rPr>
-              <w:t>)</w:t>
+              <w:t>A)</w:t>
             </w:r>
           </w:p>
         </w:tc>
@@ -4142,13 +4251,13 @@
               <w:rPr>
                 <w:rFonts w:ascii="Times New Roman" w:eastAsia="標楷體" w:hAnsi="Times New Roman"/>
               </w:rPr>
-              <w:t>帳務管理員</w:t>
-            </w:r>
-            <w:r>
-              <w:rPr>
-                <w:rFonts w:ascii="Times New Roman" w:eastAsia="標楷體" w:hAnsi="Times New Roman"/>
-              </w:rPr>
-              <w:t xml:space="preserve"> (Finance)</w:t>
+              <w:t>行銷企劃</w:t>
+            </w:r>
+            <w:r>
+              <w:rPr>
+                <w:rFonts w:ascii="Times New Roman" w:eastAsia="標楷體" w:hAnsi="Times New Roman"/>
+              </w:rPr>
+              <w:t xml:space="preserve"> (Marketing)</w:t>
             </w:r>
           </w:p>
         </w:tc>
@@ -4176,14 +4285,12 @@
                 <w:rFonts w:ascii="Times New Roman" w:eastAsia="標楷體" w:hAnsi="Times New Roman"/>
               </w:rPr>
             </w:pPr>
-            <w:proofErr w:type="spellStart"/>
-            <w:r>
-              <w:rPr>
-                <w:rFonts w:ascii="Times New Roman" w:eastAsia="標楷體" w:hAnsi="Times New Roman"/>
-              </w:rPr>
-              <w:t>admin_finance_staff</w:t>
-            </w:r>
-            <w:proofErr w:type="spellEnd"/>
+            <w:r>
+              <w:rPr>
+                <w:rFonts w:ascii="Times New Roman" w:eastAsia="標楷體" w:hAnsi="Times New Roman"/>
+              </w:rPr>
+              <w:t>staff_plan_A</w:t>
+            </w:r>
           </w:p>
         </w:tc>
         <w:tc>
@@ -4214,7 +4321,7 @@
               <w:rPr>
                 <w:rFonts w:ascii="Times New Roman" w:eastAsia="標楷體" w:hAnsi="Times New Roman"/>
               </w:rPr>
-              <w:t>ZgShop@2026_09</w:t>
+              <w:t>ZgStaff@2026_10</w:t>
             </w:r>
           </w:p>
         </w:tc>
@@ -4277,7 +4384,7 @@
                 <w:b/>
                 <w:bCs/>
               </w:rPr>
-              <w:t>A)</w:t>
+              <w:t>B)</w:t>
             </w:r>
           </w:p>
         </w:tc>
@@ -4343,14 +4450,12 @@
                 <w:rFonts w:ascii="Times New Roman" w:eastAsia="標楷體" w:hAnsi="Times New Roman"/>
               </w:rPr>
             </w:pPr>
-            <w:proofErr w:type="spellStart"/>
-            <w:r>
-              <w:rPr>
-                <w:rFonts w:ascii="Times New Roman" w:eastAsia="標楷體" w:hAnsi="Times New Roman"/>
-              </w:rPr>
-              <w:t>staff_plan_A</w:t>
-            </w:r>
-            <w:proofErr w:type="spellEnd"/>
+            <w:r>
+              <w:rPr>
+                <w:rFonts w:ascii="Times New Roman" w:eastAsia="標楷體" w:hAnsi="Times New Roman"/>
+              </w:rPr>
+              <w:t>staff_plan_B</w:t>
+            </w:r>
           </w:p>
         </w:tc>
         <w:tc>
@@ -4381,7 +4486,7 @@
               <w:rPr>
                 <w:rFonts w:ascii="Times New Roman" w:eastAsia="標楷體" w:hAnsi="Times New Roman"/>
               </w:rPr>
-              <w:t>ZgStaff@2026_10</w:t>
+              <w:t>ZgStaff@2026_11</w:t>
             </w:r>
           </w:p>
         </w:tc>
@@ -4420,7 +4525,7 @@
                 <w:b/>
                 <w:bCs/>
               </w:rPr>
-              <w:t>企劃組</w:t>
+              <w:t>宣傳組</w:t>
             </w:r>
             <w:r>
               <w:rPr>
@@ -4444,7 +4549,7 @@
                 <w:b/>
                 <w:bCs/>
               </w:rPr>
-              <w:t>B)</w:t>
+              <w:t>A)</w:t>
             </w:r>
           </w:p>
         </w:tc>
@@ -4476,13 +4581,13 @@
               <w:rPr>
                 <w:rFonts w:ascii="Times New Roman" w:eastAsia="標楷體" w:hAnsi="Times New Roman"/>
               </w:rPr>
-              <w:t>行銷企劃</w:t>
-            </w:r>
-            <w:r>
-              <w:rPr>
-                <w:rFonts w:ascii="Times New Roman" w:eastAsia="標楷體" w:hAnsi="Times New Roman"/>
-              </w:rPr>
-              <w:t xml:space="preserve"> (Marketing)</w:t>
+              <w:t>宣傳執行</w:t>
+            </w:r>
+            <w:r>
+              <w:rPr>
+                <w:rFonts w:ascii="Times New Roman" w:eastAsia="標楷體" w:hAnsi="Times New Roman"/>
+              </w:rPr>
+              <w:t xml:space="preserve"> (Promotion)</w:t>
             </w:r>
           </w:p>
         </w:tc>
@@ -4510,14 +4615,12 @@
                 <w:rFonts w:ascii="Times New Roman" w:eastAsia="標楷體" w:hAnsi="Times New Roman"/>
               </w:rPr>
             </w:pPr>
-            <w:proofErr w:type="spellStart"/>
-            <w:r>
-              <w:rPr>
-                <w:rFonts w:ascii="Times New Roman" w:eastAsia="標楷體" w:hAnsi="Times New Roman"/>
-              </w:rPr>
-              <w:t>staff_plan_B</w:t>
-            </w:r>
-            <w:proofErr w:type="spellEnd"/>
+            <w:r>
+              <w:rPr>
+                <w:rFonts w:ascii="Times New Roman" w:eastAsia="標楷體" w:hAnsi="Times New Roman"/>
+              </w:rPr>
+              <w:t>staff_promo_A</w:t>
+            </w:r>
           </w:p>
         </w:tc>
         <w:tc>
@@ -4548,7 +4651,7 @@
               <w:rPr>
                 <w:rFonts w:ascii="Times New Roman" w:eastAsia="標楷體" w:hAnsi="Times New Roman"/>
               </w:rPr>
-              <w:t>ZgStaff@2026_11</w:t>
+              <w:t>ZgStaff@2026_12</w:t>
             </w:r>
           </w:p>
         </w:tc>
@@ -4611,7 +4714,7 @@
                 <w:b/>
                 <w:bCs/>
               </w:rPr>
-              <w:t>A)</w:t>
+              <w:t>B)</w:t>
             </w:r>
           </w:p>
         </w:tc>
@@ -4677,14 +4780,12 @@
                 <w:rFonts w:ascii="Times New Roman" w:eastAsia="標楷體" w:hAnsi="Times New Roman"/>
               </w:rPr>
             </w:pPr>
-            <w:proofErr w:type="spellStart"/>
-            <w:r>
-              <w:rPr>
-                <w:rFonts w:ascii="Times New Roman" w:eastAsia="標楷體" w:hAnsi="Times New Roman"/>
-              </w:rPr>
-              <w:t>staff_promo_A</w:t>
-            </w:r>
-            <w:proofErr w:type="spellEnd"/>
+            <w:r>
+              <w:rPr>
+                <w:rFonts w:ascii="Times New Roman" w:eastAsia="標楷體" w:hAnsi="Times New Roman"/>
+              </w:rPr>
+              <w:t>staff_promo_B</w:t>
+            </w:r>
           </w:p>
         </w:tc>
         <w:tc>
@@ -4715,7 +4816,7 @@
               <w:rPr>
                 <w:rFonts w:ascii="Times New Roman" w:eastAsia="標楷體" w:hAnsi="Times New Roman"/>
               </w:rPr>
-              <w:t>ZgStaff@2026_12</w:t>
+              <w:t>ZgStaff@2026_13</w:t>
             </w:r>
           </w:p>
         </w:tc>
@@ -4748,13 +4849,14 @@
                 <w:rFonts w:ascii="Times New Roman" w:eastAsia="標楷體" w:hAnsi="Times New Roman"/>
               </w:rPr>
             </w:pPr>
+            <w:bookmarkStart w:id="1" w:name="_Hlk241356225"/>
             <w:r>
               <w:rPr>
                 <w:rFonts w:ascii="Times New Roman" w:eastAsia="標楷體" w:hAnsi="Times New Roman"/>
                 <w:b/>
                 <w:bCs/>
               </w:rPr>
-              <w:t>宣傳組</w:t>
+              <w:t>外送組</w:t>
             </w:r>
             <w:r>
               <w:rPr>
@@ -4778,7 +4880,7 @@
                 <w:b/>
                 <w:bCs/>
               </w:rPr>
-              <w:t>B)</w:t>
+              <w:t>A)</w:t>
             </w:r>
           </w:p>
         </w:tc>
@@ -4810,13 +4912,13 @@
               <w:rPr>
                 <w:rFonts w:ascii="Times New Roman" w:eastAsia="標楷體" w:hAnsi="Times New Roman"/>
               </w:rPr>
-              <w:t>宣傳執行</w:t>
-            </w:r>
-            <w:r>
-              <w:rPr>
-                <w:rFonts w:ascii="Times New Roman" w:eastAsia="標楷體" w:hAnsi="Times New Roman"/>
-              </w:rPr>
-              <w:t xml:space="preserve"> (Promotion)</w:t>
+              <w:t>物流專員</w:t>
+            </w:r>
+            <w:r>
+              <w:rPr>
+                <w:rFonts w:ascii="Times New Roman" w:eastAsia="標楷體" w:hAnsi="Times New Roman"/>
+              </w:rPr>
+              <w:t xml:space="preserve"> (Logistics)</w:t>
             </w:r>
           </w:p>
         </w:tc>
@@ -4844,14 +4946,12 @@
                 <w:rFonts w:ascii="Times New Roman" w:eastAsia="標楷體" w:hAnsi="Times New Roman"/>
               </w:rPr>
             </w:pPr>
-            <w:proofErr w:type="spellStart"/>
-            <w:r>
-              <w:rPr>
-                <w:rFonts w:ascii="Times New Roman" w:eastAsia="標楷體" w:hAnsi="Times New Roman"/>
-              </w:rPr>
-              <w:t>staff_promo_B</w:t>
-            </w:r>
-            <w:proofErr w:type="spellEnd"/>
+            <w:r>
+              <w:rPr>
+                <w:rFonts w:ascii="Times New Roman" w:eastAsia="標楷體" w:hAnsi="Times New Roman"/>
+              </w:rPr>
+              <w:t>staff_delivery_A</w:t>
+            </w:r>
           </w:p>
         </w:tc>
         <w:tc>
@@ -4882,11 +4982,12 @@
               <w:rPr>
                 <w:rFonts w:ascii="Times New Roman" w:eastAsia="標楷體" w:hAnsi="Times New Roman"/>
               </w:rPr>
-              <w:t>ZgStaff@2026_13</w:t>
+              <w:t>ZgStaff@2026_14</w:t>
             </w:r>
           </w:p>
         </w:tc>
       </w:tr>
+      <w:bookmarkEnd w:id="1"/>
       <w:tr>
         <w:trPr>
           <w:tblCellSpacing w:w="15" w:type="dxa"/>
@@ -4945,7 +5046,7 @@
                 <w:b/>
                 <w:bCs/>
               </w:rPr>
-              <w:t>A)</w:t>
+              <w:t>B)</w:t>
             </w:r>
           </w:p>
         </w:tc>
@@ -5011,181 +5112,12 @@
                 <w:rFonts w:ascii="Times New Roman" w:eastAsia="標楷體" w:hAnsi="Times New Roman"/>
               </w:rPr>
             </w:pPr>
-            <w:proofErr w:type="spellStart"/>
-            <w:r>
-              <w:rPr>
-                <w:rFonts w:ascii="Times New Roman" w:eastAsia="標楷體" w:hAnsi="Times New Roman"/>
-              </w:rPr>
-              <w:t>staff_delivery_A</w:t>
-            </w:r>
-            <w:proofErr w:type="spellEnd"/>
-          </w:p>
-        </w:tc>
-        <w:tc>
-          <w:tcPr>
-            <w:tcW w:w="1298" w:type="pct"/>
-            <w:tcBorders>
-              <w:top w:val="single" w:sz="6" w:space="0" w:color="C4C7C5"/>
-              <w:left w:val="single" w:sz="6" w:space="0" w:color="C4C7C5"/>
-              <w:bottom w:val="single" w:sz="6" w:space="0" w:color="C4C7C5"/>
-              <w:right w:val="single" w:sz="6" w:space="0" w:color="C4C7C5"/>
-            </w:tcBorders>
-            <w:tcMar>
-              <w:top w:w="120" w:type="dxa"/>
-              <w:left w:w="180" w:type="dxa"/>
-              <w:bottom w:w="120" w:type="dxa"/>
-              <w:right w:w="180" w:type="dxa"/>
-            </w:tcMar>
-            <w:vAlign w:val="center"/>
-            <w:hideMark/>
-          </w:tcPr>
-          <w:p>
-            <w:pPr>
-              <w:rPr>
-                <w:rFonts w:ascii="Times New Roman" w:eastAsia="標楷體" w:hAnsi="Times New Roman"/>
-              </w:rPr>
-            </w:pPr>
-            <w:r>
-              <w:rPr>
-                <w:rFonts w:ascii="Times New Roman" w:eastAsia="標楷體" w:hAnsi="Times New Roman"/>
-              </w:rPr>
-              <w:t>ZgStaff@2026_14</w:t>
-            </w:r>
-          </w:p>
-        </w:tc>
-      </w:tr>
-      <w:tr>
-        <w:trPr>
-          <w:tblCellSpacing w:w="15" w:type="dxa"/>
-        </w:trPr>
-        <w:tc>
-          <w:tcPr>
-            <w:tcW w:w="985" w:type="pct"/>
-            <w:tcBorders>
-              <w:top w:val="single" w:sz="6" w:space="0" w:color="C4C7C5"/>
-              <w:left w:val="single" w:sz="6" w:space="0" w:color="C4C7C5"/>
-              <w:bottom w:val="single" w:sz="6" w:space="0" w:color="C4C7C5"/>
-              <w:right w:val="single" w:sz="6" w:space="0" w:color="C4C7C5"/>
-            </w:tcBorders>
-            <w:tcMar>
-              <w:top w:w="120" w:type="dxa"/>
-              <w:left w:w="180" w:type="dxa"/>
-              <w:bottom w:w="120" w:type="dxa"/>
-              <w:right w:w="180" w:type="dxa"/>
-            </w:tcMar>
-            <w:vAlign w:val="center"/>
-            <w:hideMark/>
-          </w:tcPr>
-          <w:p>
-            <w:pPr>
-              <w:rPr>
-                <w:rFonts w:ascii="Times New Roman" w:eastAsia="標楷體" w:hAnsi="Times New Roman"/>
-              </w:rPr>
-            </w:pPr>
-            <w:r>
-              <w:rPr>
-                <w:rFonts w:ascii="Times New Roman" w:eastAsia="標楷體" w:hAnsi="Times New Roman"/>
-                <w:b/>
-                <w:bCs/>
-              </w:rPr>
-              <w:t>外送組</w:t>
-            </w:r>
-            <w:r>
-              <w:rPr>
-                <w:rFonts w:ascii="Times New Roman" w:eastAsia="標楷體" w:hAnsi="Times New Roman"/>
-                <w:b/>
-                <w:bCs/>
-              </w:rPr>
-              <w:t xml:space="preserve"> (</w:t>
-            </w:r>
-            <w:r>
-              <w:rPr>
-                <w:rFonts w:ascii="Times New Roman" w:eastAsia="標楷體" w:hAnsi="Times New Roman"/>
-                <w:b/>
-                <w:bCs/>
-              </w:rPr>
-              <w:t>人員</w:t>
-            </w:r>
-            <w:r>
-              <w:rPr>
-                <w:rFonts w:ascii="Times New Roman" w:eastAsia="標楷體" w:hAnsi="Times New Roman"/>
-                <w:b/>
-                <w:bCs/>
-              </w:rPr>
-              <w:t>B)</w:t>
-            </w:r>
-          </w:p>
-        </w:tc>
-        <w:tc>
-          <w:tcPr>
-            <w:tcW w:w="1333" w:type="pct"/>
-            <w:tcBorders>
-              <w:top w:val="single" w:sz="6" w:space="0" w:color="C4C7C5"/>
-              <w:left w:val="single" w:sz="6" w:space="0" w:color="C4C7C5"/>
-              <w:bottom w:val="single" w:sz="6" w:space="0" w:color="C4C7C5"/>
-              <w:right w:val="single" w:sz="6" w:space="0" w:color="C4C7C5"/>
-            </w:tcBorders>
-            <w:tcMar>
-              <w:top w:w="120" w:type="dxa"/>
-              <w:left w:w="180" w:type="dxa"/>
-              <w:bottom w:w="120" w:type="dxa"/>
-              <w:right w:w="180" w:type="dxa"/>
-            </w:tcMar>
-            <w:vAlign w:val="center"/>
-            <w:hideMark/>
-          </w:tcPr>
-          <w:p>
-            <w:pPr>
-              <w:rPr>
-                <w:rFonts w:ascii="Times New Roman" w:eastAsia="標楷體" w:hAnsi="Times New Roman"/>
-              </w:rPr>
-            </w:pPr>
-            <w:r>
-              <w:rPr>
-                <w:rFonts w:ascii="Times New Roman" w:eastAsia="標楷體" w:hAnsi="Times New Roman"/>
-              </w:rPr>
-              <w:t>物流專員</w:t>
-            </w:r>
-            <w:r>
-              <w:rPr>
-                <w:rFonts w:ascii="Times New Roman" w:eastAsia="標楷體" w:hAnsi="Times New Roman"/>
-              </w:rPr>
-              <w:t xml:space="preserve"> (Logistics)</w:t>
-            </w:r>
-          </w:p>
-        </w:tc>
-        <w:tc>
-          <w:tcPr>
-            <w:tcW w:w="1320" w:type="pct"/>
-            <w:tcBorders>
-              <w:top w:val="single" w:sz="6" w:space="0" w:color="C4C7C5"/>
-              <w:left w:val="single" w:sz="6" w:space="0" w:color="C4C7C5"/>
-              <w:bottom w:val="single" w:sz="6" w:space="0" w:color="C4C7C5"/>
-              <w:right w:val="single" w:sz="6" w:space="0" w:color="C4C7C5"/>
-            </w:tcBorders>
-            <w:tcMar>
-              <w:top w:w="120" w:type="dxa"/>
-              <w:left w:w="180" w:type="dxa"/>
-              <w:bottom w:w="120" w:type="dxa"/>
-              <w:right w:w="180" w:type="dxa"/>
-            </w:tcMar>
-            <w:vAlign w:val="center"/>
-            <w:hideMark/>
-          </w:tcPr>
-          <w:p>
-            <w:pPr>
-              <w:rPr>
-                <w:rFonts w:ascii="Times New Roman" w:eastAsia="標楷體" w:hAnsi="Times New Roman"/>
-              </w:rPr>
-            </w:pPr>
-            <w:proofErr w:type="spellStart"/>
             <w:r>
               <w:rPr>
                 <w:rFonts w:ascii="Times New Roman" w:eastAsia="標楷體" w:hAnsi="Times New Roman"/>
               </w:rPr>
               <w:t>staff_delivery_B</w:t>
             </w:r>
-            <w:proofErr w:type="spellEnd"/>
           </w:p>
         </w:tc>
         <w:tc>
